--- a/PUBLISHED/biol-1/ALL_FILES/module-14-macroevolution-keys-to-success.docx
+++ b/PUBLISHED/biol-1/ALL_FILES/module-14-macroevolution-keys-to-success.docx
@@ -9,27 +9,17 @@
     </w:p>
     <w:p>
       <w:r>
-        <w:t>Learning Objectives</w:t>
+        <w:t>Introduction and Big Picture</w:t>
       </w:r>
     </w:p>
     <w:p>
       <w:r>
-        <w:t>By the end of this module, you should be able to:</w:t>
+        <w:t>While Module 13 focused on changes within a single population (microevolution), this module zooms out completely. Macroevolution deals with the big picture: the origin of new taxonomic groups, explosive diversity, and most fundamentally, the creation of brand new species. The core engine behind speciation is reproductive isolation—a mechanism that stops gene flow.</w:t>
       </w:r>
     </w:p>
     <w:p>
       <w:r>
-        <w:t>Define a "species" using the Biological Species Concept.  Distinguish between prezygotic and postzygotic reproductive barriers.  Classify examples of isolation mechanisms (e.g., behavioral, temporal).  Differentiate between allopatric and sympatric speciation.   The Big Picture</w:t>
-      </w:r>
-    </w:p>
-    <w:p>
-      <w:r>
-        <w:t>Microevolution is the changing of allele frequencies in a single gene pool. Macroevolution is simply microevolution scaled up over millions of years, resulting in the splitting of one gene pool into two distinct ones: the formation of new species. To get a new species, you have to stop gene flow (reproduction) between two groups long enough for them to evolve far apart.</w:t>
-      </w:r>
-    </w:p>
-    <w:p>
-      <w:r>
-        <w:t>Key Terms &amp; Concepts</w:t>
+        <w:t>Key Information and Concepts</w:t>
       </w:r>
     </w:p>
     <w:p>
@@ -39,13 +29,7 @@
     </w:p>
     <w:p>
       <w:r>
-        <w:t>How do we decide if two animals are the same species? Do they just look alike? The most widely used definition is the Biological Species Concept .</w:t>
-        <w:br/>
-        <w:t>- Two organisms belong to the same species if they can interbreed in nature and produce viable, fertile offspring .</w:t>
-        <w:br/>
-        <w:t>- Example: A horse and a donkey can interbreed (making a mule), but mules are sterile (they cannot have babies). Therefore, horses and donkeys remain separate species.</w:t>
-        <w:br/>
-        <w:t>- Limitation: We cannot use this concept for extinct fossils (we don't know who successfully mated) or asexual organisms (like bacteria).</w:t>
+        <w:t>According to the Biological Species Concept, a species is a group of populations whose members have the potential to interbreed in nature and produce viable, fertile offspring, but do not produce viable, fertile offspring with members of other such groups. Importantly, if two groups cannot exchange genes successfully, their evolutionary paths are severed, and they become separate species.</w:t>
       </w:r>
     </w:p>
     <w:p>
@@ -55,62 +39,66 @@
     </w:p>
     <w:p>
       <w:r>
-        <w:t>For speciation to occur, gene flow must stop. Mother Nature enforces this via reproductive barriers. They are split into two categories based on a simple dividing line: the formation of a fertilized egg (a zygote) .</w:t>
+        <w:t>Speciation requires genetic isolation. Barriers that prevent different species from successfully mating are categorized based on whether they happen before or after the formation of a zygote (a fertilized egg).</w:t>
       </w:r>
     </w:p>
     <w:p>
       <w:r>
-        <w:t>Prezygotic Barriers (Before the Zygote Forms)</w:t>
+        <w:t>Prezygotic Barriers (Before Fertilization)</w:t>
       </w:r>
     </w:p>
     <w:p>
       <w:r>
-        <w:t>These prevent mating or fertilization from ever happening.</w:t>
+        <w:t>These barriers prevent mating attempts outright, or prevent fertilization if mating is attempted:</w:t>
         <w:br/>
-        <w:t>- Habitat Isolation: They live in the same region but different habitats (e.g., one snake lives in the water, a closely related snake lives on land).</w:t>
+        <w:t>- Habitat (Ecological) Isolation: Two species occupy different habitats within the same area and rarely meet (e.g., one snake lives in water, a closely related one lives on land).</w:t>
         <w:br/>
-        <w:t>- Temporal Isolation: They breed at different times (e.g., one skunk breeds in spring, another in fall).</w:t>
+        <w:t>- Temporal Isolation: Species breed during different times of day, different seasons, or different years.</w:t>
         <w:br/>
-        <w:t>- Behavioral Isolation: They have different courtship rituals (e.g., female fireflies only respond to the flash pattern of their own species).</w:t>
+        <w:t>- Behavioral Isolation: Courtship rituals or behaviors unique to a species act as mating barriers (e.g., unique bird songs or firefly flash patterns).</w:t>
         <w:br/>
-        <w:t>- Mechanical Isolation: Physical incompatibility. (Their parts do not fit together).</w:t>
+        <w:t>- Mechanical Isolation: Morphological differences prevent successful mating (e.g., snail shells that spiral in opposite directions so reproductive organs do not align).</w:t>
         <w:br/>
-        <w:t>- Gametic Isolation: The sperm of one species cannot physically fertilize the egg of the other.</w:t>
+        <w:t>- Gametic Isolation: Sperm of one species may not be able to fertilize the eggs of another species (common in marine animals that broadcast spawn).</w:t>
       </w:r>
     </w:p>
     <w:p>
       <w:r>
-        <w:t>Postzygotic Barriers (After the Zygote Forms)</w:t>
+        <w:t>Postzygotic Barriers (After Fertilization)</w:t>
       </w:r>
     </w:p>
     <w:p>
       <w:r>
-        <w:t>Mating happens and an egg is fertilized, but the offspring fails to thrive.</w:t>
+        <w:t>If a sperm does fertilize an egg of a different species, these barriers prevent the hybrid from developing into a viable, fertile adult:</w:t>
         <w:br/>
-        <w:t>- Reduced Hybrid Viability: The hybrid offspring is frail and dies before reaching adulthood.</w:t>
+        <w:t>- Reduced Hybrid Viability: The genes of different parent species interact in ways that impair the hybrid's development or survival in its environment (the offspring dies young or in utero).</w:t>
         <w:br/>
-        <w:t>- Reduced Hybrid Fertility: The hybrid survives and is strong, but is entirely sterile (like a mule).</w:t>
+        <w:t>- Reduced Hybrid Fertility: Even if the hybrid is vigorous and survives, it is completely sterile (e.g., a mule, which is the sterile offspring of a horse and a donkey).</w:t>
         <w:br/>
-        <w:t>- Hybrid Breakdown: The first generation of hybrids is fine and fertile, but when those hybrids mate, their offspring are weak and sterile.</w:t>
+        <w:t>- Hybrid Breakdown: Some first-generation hybrids are viable and fertile, but when they mate with one another (or with either parent species), offspring of the next generation are feeble or sterile.</w:t>
       </w:r>
     </w:p>
     <w:p>
       <w:r>
-        <w:t>3. Mechanisms of Speciation</w:t>
+        <w:t>3. Modes of Speciation</w:t>
       </w:r>
     </w:p>
     <w:p>
       <w:r>
-        <w:t>How does one species physically split into two?</w:t>
+        <w:t>Speciation can occur in two primary geographical ways:</w:t>
         <w:br/>
-        <w:t>- Allopatric Speciation ("Allo" = other, "patric" = country): A physical geographic barrier separates a population into two. (e.g., A river reroutes and splits a forest, separating a population of squirrels who evolve apart over millions of years until they can no longer interbreed).</w:t>
+        <w:t>- Allopatric Speciation ("Other Country"): Gene flow is interrupted when a population is divided into geographically isolated subpopulations (e.g., a river changes course, or a mountain range rises, splitting a population in half). Over time, the isolated groups evolve independently through mutation, drift, and selection until they can no longer interbreed.</w:t>
         <w:br/>
-        <w:t>- Sympatric Speciation ("Sym" = same, "patric" = country): Speciation occurs in populations that live in the exact same geographic area. This happens via behavioral divergence, sexual selection, or (especially in plants) massive sudden mutations like polyploidy (having extra sets of chromosomes).</w:t>
+        <w:t>- Sympatric Speciation ("Same Country"): Speciation occurs in populations that live in the exact same geographic area. This requires the emergence of a reproductive barrier that isolates a subset of the population without geographic separation. This usually happens rapidly via:</w:t>
+        <w:br/>
+        <w:t xml:space="preserve">  - Polyploidy: Errors during cell division that result in extra sets of chromosomes. This is extremely common in plants and can create a matching, isolated set of individuals in a single generation.</w:t>
+        <w:br/>
+        <w:t xml:space="preserve">  - Habitat differentiation and strong sexual selection can also drive sympatric speciation in animals.</w:t>
       </w:r>
     </w:p>
     <w:p>
       <w:r>
-        <w:t>Study Tips</w:t>
+        <w:t>Strategic Tips for Studying</w:t>
       </w:r>
     </w:p>
     <w:sectPr>

--- a/PUBLISHED/biol-1/ALL_FILES/module-14-macroevolution-keys-to-success.docx
+++ b/PUBLISHED/biol-1/ALL_FILES/module-14-macroevolution-keys-to-success.docx
@@ -3,36 +3,69 @@
 <w:document xmlns:wpc="http://schemas.microsoft.com/office/word/2010/wordprocessingCanvas" xmlns:mo="http://schemas.microsoft.com/office/mac/office/2008/main" xmlns:mc="http://schemas.openxmlformats.org/markup-compatibility/2006" xmlns:mv="urn:schemas-microsoft-com:mac:vml" xmlns:o="urn:schemas-microsoft-com:office:office" xmlns:r="http://schemas.openxmlformats.org/officeDocument/2006/relationships" xmlns:m="http://schemas.openxmlformats.org/officeDocument/2006/math" xmlns:v="urn:schemas-microsoft-com:vml" xmlns:wp14="http://schemas.microsoft.com/office/word/2010/wordprocessingDrawing" xmlns:wp="http://schemas.openxmlformats.org/drawingml/2006/wordprocessingDrawing" xmlns:w10="urn:schemas-microsoft-com:office:word" xmlns:w="http://schemas.openxmlformats.org/wordprocessingml/2006/main" xmlns:w14="http://schemas.microsoft.com/office/word/2010/wordml" xmlns:wpg="http://schemas.microsoft.com/office/word/2010/wordprocessingGroup" xmlns:wpi="http://schemas.microsoft.com/office/word/2010/wordprocessingInk" xmlns:wne="http://schemas.microsoft.com/office/word/2006/wordml" xmlns:wps="http://schemas.microsoft.com/office/word/2010/wordprocessingShape" mc:Ignorable="w14 wp14">
   <w:body>
     <w:p>
+      <w:pPr>
+        <w:pStyle w:val="Heading1"/>
+      </w:pPr>
       <w:r>
         <w:t>Module 14: Macroevolution — Keys to Success</w:t>
       </w:r>
     </w:p>
     <w:p>
+      <w:pPr>
+        <w:pStyle w:val="Heading2"/>
+      </w:pPr>
       <w:r>
         <w:t>Introduction and Big Picture</w:t>
       </w:r>
     </w:p>
     <w:p>
       <w:r>
-        <w:t>While Module 13 focused on changes within a single population (microevolution), this module zooms out completely. Macroevolution deals with the big picture: the origin of new taxonomic groups, explosive diversity, and most fundamentally, the creation of brand new species. The core engine behind speciation is reproductive isolation—a mechanism that stops gene flow.</w:t>
+        <w:t xml:space="preserve">While Module 13 focused on changes within a single population (microevolution), this module zooms out completely. </w:t>
+      </w:r>
+      <w:r>
+        <w:rPr>
+          <w:b/>
+        </w:rPr>
+        <w:t>Macroevolution</w:t>
+      </w:r>
+      <w:r>
+        <w:t xml:space="preserve"> deals with the big picture: the origin of new taxonomic groups, explosive diversity, and most fundamentally, the creation of brand new species. The core engine behind speciation is reproductive isolation—a mechanism that stops gene flow.</w:t>
       </w:r>
     </w:p>
     <w:p>
+      <w:pPr>
+        <w:pStyle w:val="Heading2"/>
+      </w:pPr>
       <w:r>
         <w:t>Key Information and Concepts</w:t>
       </w:r>
     </w:p>
     <w:p>
+      <w:pPr>
+        <w:pStyle w:val="Heading3"/>
+      </w:pPr>
       <w:r>
         <w:t>1. The Biological Species Concept</w:t>
       </w:r>
     </w:p>
     <w:p>
       <w:r>
-        <w:t>According to the Biological Species Concept, a species is a group of populations whose members have the potential to interbreed in nature and produce viable, fertile offspring, but do not produce viable, fertile offspring with members of other such groups. Importantly, if two groups cannot exchange genes successfully, their evolutionary paths are severed, and they become separate species.</w:t>
+        <w:t xml:space="preserve">According to the Biological Species Concept, a </w:t>
+      </w:r>
+      <w:r>
+        <w:rPr>
+          <w:b/>
+        </w:rPr>
+        <w:t>species</w:t>
+      </w:r>
+      <w:r>
+        <w:t xml:space="preserve"> is a group of populations whose members have the potential to interbreed in nature and produce viable, fertile offspring, but do not produce viable, fertile offspring with members of other such groups. Importantly, if two groups cannot exchange genes successfully, their evolutionary paths are severed, and they become separate species.</w:t>
       </w:r>
     </w:p>
     <w:p>
+      <w:pPr>
+        <w:pStyle w:val="Heading3"/>
+      </w:pPr>
       <w:r>
         <w:t>2. Reproductive Barriers</w:t>
       </w:r>
@@ -43,6 +76,9 @@
       </w:r>
     </w:p>
     <w:p>
+      <w:pPr>
+        <w:pStyle w:val="Heading4"/>
+      </w:pPr>
       <w:r>
         <w:t>Prezygotic Barriers (Before Fertilization)</w:t>
       </w:r>
@@ -51,18 +87,66 @@
       <w:r>
         <w:t>These barriers prevent mating attempts outright, or prevent fertilization if mating is attempted:</w:t>
         <w:br/>
-        <w:t>- Habitat (Ecological) Isolation: Two species occupy different habitats within the same area and rarely meet (e.g., one snake lives in water, a closely related one lives on land).</w:t>
+        <w:t xml:space="preserve">- </w:t>
+      </w:r>
+      <w:r>
+        <w:rPr>
+          <w:b/>
+        </w:rPr>
+        <w:t>Habitat (Ecological) Isolation:</w:t>
+      </w:r>
+      <w:r>
+        <w:t xml:space="preserve"> Two species occupy different habitats within the same area and rarely meet (e.g., one snake lives in water, a closely related one lives on land).</w:t>
         <w:br/>
-        <w:t>- Temporal Isolation: Species breed during different times of day, different seasons, or different years.</w:t>
+        <w:t xml:space="preserve">- </w:t>
+      </w:r>
+      <w:r>
+        <w:rPr>
+          <w:b/>
+        </w:rPr>
+        <w:t>Temporal Isolation:</w:t>
+      </w:r>
+      <w:r>
+        <w:t xml:space="preserve"> Species breed during different times of day, different seasons, or different years.</w:t>
         <w:br/>
-        <w:t>- Behavioral Isolation: Courtship rituals or behaviors unique to a species act as mating barriers (e.g., unique bird songs or firefly flash patterns).</w:t>
+        <w:t xml:space="preserve">- </w:t>
+      </w:r>
+      <w:r>
+        <w:rPr>
+          <w:b/>
+        </w:rPr>
+        <w:t>Behavioral Isolation:</w:t>
+      </w:r>
+      <w:r>
+        <w:t xml:space="preserve"> Courtship rituals or behaviors unique to a species act as mating barriers (e.g., unique bird songs or firefly flash patterns).</w:t>
         <w:br/>
-        <w:t>- Mechanical Isolation: Morphological differences prevent successful mating (e.g., snail shells that spiral in opposite directions so reproductive organs do not align).</w:t>
+        <w:t xml:space="preserve">- </w:t>
+      </w:r>
+      <w:r>
+        <w:rPr>
+          <w:b/>
+        </w:rPr>
+        <w:t>Mechanical Isolation:</w:t>
+      </w:r>
+      <w:r>
+        <w:t xml:space="preserve"> Morphological differences prevent successful mating (e.g., snail shells that spiral in opposite directions so reproductive organs do not align).</w:t>
         <w:br/>
-        <w:t>- Gametic Isolation: Sperm of one species may not be able to fertilize the eggs of another species (common in marine animals that broadcast spawn).</w:t>
+        <w:t xml:space="preserve">- </w:t>
+      </w:r>
+      <w:r>
+        <w:rPr>
+          <w:b/>
+        </w:rPr>
+        <w:t>Gametic Isolation:</w:t>
+      </w:r>
+      <w:r>
+        <w:t xml:space="preserve"> Sperm of one species may not be able to fertilize the eggs of another species (common in marine animals that broadcast spawn).</w:t>
       </w:r>
     </w:p>
     <w:p>
+      <w:pPr>
+        <w:pStyle w:val="Heading4"/>
+      </w:pPr>
       <w:r>
         <w:t>Postzygotic Barriers (After Fertilization)</w:t>
       </w:r>
@@ -71,14 +155,53 @@
       <w:r>
         <w:t>If a sperm does fertilize an egg of a different species, these barriers prevent the hybrid from developing into a viable, fertile adult:</w:t>
         <w:br/>
-        <w:t>- Reduced Hybrid Viability: The genes of different parent species interact in ways that impair the hybrid's development or survival in its environment (the offspring dies young or in utero).</w:t>
+        <w:t xml:space="preserve">- </w:t>
+      </w:r>
+      <w:r>
+        <w:rPr>
+          <w:b/>
+        </w:rPr>
+        <w:t>Reduced Hybrid Viability:</w:t>
+      </w:r>
+      <w:r>
+        <w:t xml:space="preserve"> The genes of different parent species interact in ways that impair the hybrid's development or survival in its environment (the offspring dies young or in utero).</w:t>
         <w:br/>
-        <w:t>- Reduced Hybrid Fertility: Even if the hybrid is vigorous and survives, it is completely sterile (e.g., a mule, which is the sterile offspring of a horse and a donkey).</w:t>
+        <w:t xml:space="preserve">- </w:t>
+      </w:r>
+      <w:r>
+        <w:rPr>
+          <w:b/>
+        </w:rPr>
+        <w:t>Reduced Hybrid Fertility:</w:t>
+      </w:r>
+      <w:r>
+        <w:t xml:space="preserve"> Even if the hybrid is vigorous and survives, it is completely sterile (e.g., a mule, which is the sterile offspring of a horse and a donkey).</w:t>
         <w:br/>
-        <w:t>- Hybrid Breakdown: Some first-generation hybrids are viable and fertile, but when they mate with one another (or with either parent species), offspring of the next generation are feeble or sterile.</w:t>
+        <w:t xml:space="preserve">- </w:t>
+      </w:r>
+      <w:r>
+        <w:rPr>
+          <w:b/>
+        </w:rPr>
+        <w:t>Hybrid Breakdown:</w:t>
+      </w:r>
+      <w:r>
+        <w:t xml:space="preserve"> Some first-generation hybrids are viable and fertile, but when they mate with one another (or with either parent species), offspring of the </w:t>
+      </w:r>
+      <w:r>
+        <w:rPr>
+          <w:i/>
+        </w:rPr>
+        <w:t>next</w:t>
+      </w:r>
+      <w:r>
+        <w:t xml:space="preserve"> generation are feeble or sterile.</w:t>
       </w:r>
     </w:p>
     <w:p>
+      <w:pPr>
+        <w:pStyle w:val="Heading3"/>
+      </w:pPr>
       <w:r>
         <w:t>3. Modes of Speciation</w:t>
       </w:r>
@@ -87,18 +210,76 @@
       <w:r>
         <w:t>Speciation can occur in two primary geographical ways:</w:t>
         <w:br/>
-        <w:t>- Allopatric Speciation ("Other Country"): Gene flow is interrupted when a population is divided into geographically isolated subpopulations (e.g., a river changes course, or a mountain range rises, splitting a population in half). Over time, the isolated groups evolve independently through mutation, drift, and selection until they can no longer interbreed.</w:t>
+        <w:t xml:space="preserve">- </w:t>
+      </w:r>
+      <w:r>
+        <w:rPr>
+          <w:b/>
+        </w:rPr>
+        <w:t>Allopatric Speciation ("Other Country"):</w:t>
+      </w:r>
+      <w:r>
+        <w:t xml:space="preserve"> Gene flow is interrupted when a population is divided into geographically isolated subpopulations (e.g., a river changes course, or a mountain range rises, splitting a population in half). Over time, the isolated groups evolve independently through mutation, drift, and selection until they can no longer interbreed.</w:t>
         <w:br/>
-        <w:t>- Sympatric Speciation ("Same Country"): Speciation occurs in populations that live in the exact same geographic area. This requires the emergence of a reproductive barrier that isolates a subset of the population without geographic separation. This usually happens rapidly via:</w:t>
+        <w:t xml:space="preserve">- </w:t>
+      </w:r>
+      <w:r>
+        <w:rPr>
+          <w:b/>
+        </w:rPr>
+        <w:t>Sympatric Speciation ("Same Country"):</w:t>
+      </w:r>
+      <w:r>
+        <w:t xml:space="preserve"> Speciation occurs in populations that live in the exact same geographic area. This requires the emergence of a reproductive barrier that isolates a subset of the population without geographic separation. This usually happens rapidly via:</w:t>
         <w:br/>
-        <w:t xml:space="preserve">  - Polyploidy: Errors during cell division that result in extra sets of chromosomes. This is extremely common in plants and can create a matching, isolated set of individuals in a single generation.</w:t>
+        <w:t xml:space="preserve">  - </w:t>
+      </w:r>
+      <w:r>
+        <w:rPr>
+          <w:b/>
+        </w:rPr>
+        <w:t>Polyploidy:</w:t>
+      </w:r>
+      <w:r>
+        <w:t xml:space="preserve"> Errors during cell division that result in extra sets of chromosomes. This is extremely common in plants and can create a matching, isolated set of individuals in a single generation.</w:t>
         <w:br/>
         <w:t xml:space="preserve">  - Habitat differentiation and strong sexual selection can also drive sympatric speciation in animals.</w:t>
       </w:r>
     </w:p>
     <w:p>
+      <w:pPr>
+        <w:pStyle w:val="Heading2"/>
+      </w:pPr>
       <w:r>
         <w:t>Strategic Tips for Studying</w:t>
+      </w:r>
+    </w:p>
+    <w:p>
+      <w:r>
+        <w:t xml:space="preserve">• </w:t>
+      </w:r>
+      <w:r>
+        <w:rPr>
+          <w:b/>
+        </w:rPr>
+        <w:t>Link Micro to Macro:</w:t>
+      </w:r>
+      <w:r>
+        <w:t xml:space="preserve"> Remember that macroevolution isn't fundamentally a different process than microevolution. Given enough time, isolated instances of microevolutionary change (drift, mutations, selection) accumulate until a reproductive barrier forms. That threshold is speciation.</w:t>
+      </w:r>
+    </w:p>
+    <w:p>
+      <w:r>
+        <w:t xml:space="preserve">• </w:t>
+      </w:r>
+      <w:r>
+        <w:rPr>
+          <w:b/>
+        </w:rPr>
+        <w:t>Categorize Barriers:</w:t>
+      </w:r>
+      <w:r>
+        <w:t xml:space="preserve"> Practice categorizing real-world examples specifically as either prezygotic or postzygotic. If sperm hasn't met egg, it is prezygotic.</w:t>
       </w:r>
     </w:p>
     <w:sectPr>

--- a/PUBLISHED/biol-1/ALL_FILES/module-14-macroevolution-keys-to-success.docx
+++ b/PUBLISHED/biol-1/ALL_FILES/module-14-macroevolution-keys-to-success.docx
@@ -7,7 +7,7 @@
         <w:pStyle w:val="Heading1"/>
       </w:pPr>
       <w:r>
-        <w:t>Module 14: Macroevolution — Keys to Success</w:t>
+        <w:t>Module 14: Macroevolution - Keys to Success</w:t>
       </w:r>
     </w:p>
     <w:p>
@@ -15,21 +15,52 @@
         <w:pStyle w:val="Heading2"/>
       </w:pPr>
       <w:r>
-        <w:t>Introduction and Big Picture</w:t>
+        <w:t>Learning Objectives</w:t>
       </w:r>
     </w:p>
     <w:p>
       <w:r>
-        <w:t xml:space="preserve">While Module 13 focused on changes within a single population (microevolution), this module zooms out completely. </w:t>
+        <w:t>By the end of this module, you should be able to:</w:t>
+      </w:r>
+    </w:p>
+    <w:p>
+      <w:r>
+        <w:t xml:space="preserve">1. </w:t>
       </w:r>
       <w:r>
-        <w:rPr>
-          <w:b/>
-        </w:rPr>
-        <w:t>Macroevolution</w:t>
+        <w:t>State the biological species concept and its limits.</w:t>
+      </w:r>
+    </w:p>
+    <w:p>
+      <w:r>
+        <w:t xml:space="preserve">2. </w:t>
       </w:r>
       <w:r>
-        <w:t xml:space="preserve"> deals with the big picture: the origin of new taxonomic groups, explosive diversity, and most fundamentally, the creation of brand new species. The core engine behind speciation is reproductive isolation—a mechanism that stops gene flow.</w:t>
+        <w:t>Explain reproductive isolation as reduced gene flow.</w:t>
+      </w:r>
+    </w:p>
+    <w:p>
+      <w:r>
+        <w:t xml:space="preserve">3. </w:t>
+      </w:r>
+      <w:r>
+        <w:t>Classify examples as prezygotic or postzygotic barriers.</w:t>
+      </w:r>
+    </w:p>
+    <w:p>
+      <w:r>
+        <w:t xml:space="preserve">4. </w:t>
+      </w:r>
+      <w:r>
+        <w:t>Compare allopatric and sympatric speciation.</w:t>
+      </w:r>
+    </w:p>
+    <w:p>
+      <w:r>
+        <w:t xml:space="preserve">5. </w:t>
+      </w:r>
+      <w:r>
+        <w:t>Interpret speciation as population-level divergence over time.</w:t>
       </w:r>
     </w:p>
     <w:p>
@@ -37,213 +68,47 @@
         <w:pStyle w:val="Heading2"/>
       </w:pPr>
       <w:r>
-        <w:t>Key Information and Concepts</w:t>
-      </w:r>
-    </w:p>
-    <w:p>
-      <w:pPr>
-        <w:pStyle w:val="Heading3"/>
-      </w:pPr>
-      <w:r>
-        <w:t>1. The Biological Species Concept</w:t>
+        <w:t>Topics</w:t>
       </w:r>
     </w:p>
     <w:p>
       <w:r>
-        <w:t xml:space="preserve">According to the Biological Species Concept, a </w:t>
+        <w:t xml:space="preserve">• </w:t>
       </w:r>
       <w:r>
-        <w:rPr>
-          <w:b/>
-        </w:rPr>
-        <w:t>species</w:t>
-      </w:r>
-      <w:r>
-        <w:t xml:space="preserve"> is a group of populations whose members have the potential to interbreed in nature and produce viable, fertile offspring, but do not produce viable, fertile offspring with members of other such groups. Importantly, if two groups cannot exchange genes successfully, their evolutionary paths are severed, and they become separate species.</w:t>
-      </w:r>
-    </w:p>
-    <w:p>
-      <w:pPr>
-        <w:pStyle w:val="Heading3"/>
-      </w:pPr>
-      <w:r>
-        <w:t>2. Reproductive Barriers</w:t>
+        <w:t>Species concepts</w:t>
       </w:r>
     </w:p>
     <w:p>
       <w:r>
-        <w:t>Speciation requires genetic isolation. Barriers that prevent different species from successfully mating are categorized based on whether they happen before or after the formation of a zygote (a fertilized egg).</w:t>
+        <w:t xml:space="preserve">• </w:t>
       </w:r>
-    </w:p>
-    <w:p>
-      <w:pPr>
-        <w:pStyle w:val="Heading4"/>
-      </w:pPr>
       <w:r>
-        <w:t>Prezygotic Barriers (Before Fertilization)</w:t>
+        <w:t>Reproductive isolation</w:t>
       </w:r>
     </w:p>
     <w:p>
       <w:r>
-        <w:t>These barriers prevent mating attempts outright, or prevent fertilization if mating is attempted:</w:t>
-        <w:br/>
-        <w:t xml:space="preserve">- </w:t>
+        <w:t xml:space="preserve">• </w:t>
       </w:r>
       <w:r>
-        <w:rPr>
-          <w:b/>
-        </w:rPr>
-        <w:t>Habitat (Ecological) Isolation:</w:t>
-      </w:r>
-      <w:r>
-        <w:t xml:space="preserve"> Two species occupy different habitats within the same area and rarely meet (e.g., one snake lives in water, a closely related one lives on land).</w:t>
-        <w:br/>
-        <w:t xml:space="preserve">- </w:t>
-      </w:r>
-      <w:r>
-        <w:rPr>
-          <w:b/>
-        </w:rPr>
-        <w:t>Temporal Isolation:</w:t>
-      </w:r>
-      <w:r>
-        <w:t xml:space="preserve"> Species breed during different times of day, different seasons, or different years.</w:t>
-        <w:br/>
-        <w:t xml:space="preserve">- </w:t>
-      </w:r>
-      <w:r>
-        <w:rPr>
-          <w:b/>
-        </w:rPr>
-        <w:t>Behavioral Isolation:</w:t>
-      </w:r>
-      <w:r>
-        <w:t xml:space="preserve"> Courtship rituals or behaviors unique to a species act as mating barriers (e.g., unique bird songs or firefly flash patterns).</w:t>
-        <w:br/>
-        <w:t xml:space="preserve">- </w:t>
-      </w:r>
-      <w:r>
-        <w:rPr>
-          <w:b/>
-        </w:rPr>
-        <w:t>Mechanical Isolation:</w:t>
-      </w:r>
-      <w:r>
-        <w:t xml:space="preserve"> Morphological differences prevent successful mating (e.g., snail shells that spiral in opposite directions so reproductive organs do not align).</w:t>
-        <w:br/>
-        <w:t xml:space="preserve">- </w:t>
-      </w:r>
-      <w:r>
-        <w:rPr>
-          <w:b/>
-        </w:rPr>
-        <w:t>Gametic Isolation:</w:t>
-      </w:r>
-      <w:r>
-        <w:t xml:space="preserve"> Sperm of one species may not be able to fertilize the eggs of another species (common in marine animals that broadcast spawn).</w:t>
-      </w:r>
-    </w:p>
-    <w:p>
-      <w:pPr>
-        <w:pStyle w:val="Heading4"/>
-      </w:pPr>
-      <w:r>
-        <w:t>Postzygotic Barriers (After Fertilization)</w:t>
+        <w:t>Prezygotic barriers</w:t>
       </w:r>
     </w:p>
     <w:p>
       <w:r>
-        <w:t>If a sperm does fertilize an egg of a different species, these barriers prevent the hybrid from developing into a viable, fertile adult:</w:t>
-        <w:br/>
-        <w:t xml:space="preserve">- </w:t>
+        <w:t xml:space="preserve">• </w:t>
       </w:r>
       <w:r>
-        <w:rPr>
-          <w:b/>
-        </w:rPr>
-        <w:t>Reduced Hybrid Viability:</w:t>
-      </w:r>
-      <w:r>
-        <w:t xml:space="preserve"> The genes of different parent species interact in ways that impair the hybrid's development or survival in its environment (the offspring dies young or in utero).</w:t>
-        <w:br/>
-        <w:t xml:space="preserve">- </w:t>
-      </w:r>
-      <w:r>
-        <w:rPr>
-          <w:b/>
-        </w:rPr>
-        <w:t>Reduced Hybrid Fertility:</w:t>
-      </w:r>
-      <w:r>
-        <w:t xml:space="preserve"> Even if the hybrid is vigorous and survives, it is completely sterile (e.g., a mule, which is the sterile offspring of a horse and a donkey).</w:t>
-        <w:br/>
-        <w:t xml:space="preserve">- </w:t>
-      </w:r>
-      <w:r>
-        <w:rPr>
-          <w:b/>
-        </w:rPr>
-        <w:t>Hybrid Breakdown:</w:t>
-      </w:r>
-      <w:r>
-        <w:t xml:space="preserve"> Some first-generation hybrids are viable and fertile, but when they mate with one another (or with either parent species), offspring of the </w:t>
-      </w:r>
-      <w:r>
-        <w:rPr>
-          <w:i/>
-        </w:rPr>
-        <w:t>next</w:t>
-      </w:r>
-      <w:r>
-        <w:t xml:space="preserve"> generation are feeble or sterile.</w:t>
-      </w:r>
-    </w:p>
-    <w:p>
-      <w:pPr>
-        <w:pStyle w:val="Heading3"/>
-      </w:pPr>
-      <w:r>
-        <w:t>3. Modes of Speciation</w:t>
+        <w:t>Postzygotic barriers</w:t>
       </w:r>
     </w:p>
     <w:p>
       <w:r>
-        <w:t>Speciation can occur in two primary geographical ways:</w:t>
-        <w:br/>
-        <w:t xml:space="preserve">- </w:t>
+        <w:t xml:space="preserve">• </w:t>
       </w:r>
       <w:r>
-        <w:rPr>
-          <w:b/>
-        </w:rPr>
-        <w:t>Allopatric Speciation ("Other Country"):</w:t>
-      </w:r>
-      <w:r>
-        <w:t xml:space="preserve"> Gene flow is interrupted when a population is divided into geographically isolated subpopulations (e.g., a river changes course, or a mountain range rises, splitting a population in half). Over time, the isolated groups evolve independently through mutation, drift, and selection until they can no longer interbreed.</w:t>
-        <w:br/>
-        <w:t xml:space="preserve">- </w:t>
-      </w:r>
-      <w:r>
-        <w:rPr>
-          <w:b/>
-        </w:rPr>
-        <w:t>Sympatric Speciation ("Same Country"):</w:t>
-      </w:r>
-      <w:r>
-        <w:t xml:space="preserve"> Speciation occurs in populations that live in the exact same geographic area. This requires the emergence of a reproductive barrier that isolates a subset of the population without geographic separation. This usually happens rapidly via:</w:t>
-        <w:br/>
-        <w:t xml:space="preserve">  - </w:t>
-      </w:r>
-      <w:r>
-        <w:rPr>
-          <w:b/>
-        </w:rPr>
-        <w:t>Polyploidy:</w:t>
-      </w:r>
-      <w:r>
-        <w:t xml:space="preserve"> Errors during cell division that result in extra sets of chromosomes. This is extremely common in plants and can create a matching, isolated set of individuals in a single generation.</w:t>
-        <w:br/>
-        <w:t xml:space="preserve">  - Habitat differentiation and strong sexual selection can also drive sympatric speciation in animals.</w:t>
+        <w:t>Speciation patterns and phylogeny</w:t>
       </w:r>
     </w:p>
     <w:p>
@@ -251,7 +116,7 @@
         <w:pStyle w:val="Heading2"/>
       </w:pPr>
       <w:r>
-        <w:t>Strategic Tips for Studying</w:t>
+        <w:t>Key Terms to Know</w:t>
       </w:r>
     </w:p>
     <w:p>
@@ -262,10 +127,10 @@
         <w:rPr>
           <w:b/>
         </w:rPr>
-        <w:t>Link Micro to Macro:</w:t>
+        <w:t>Species</w:t>
       </w:r>
       <w:r>
-        <w:t xml:space="preserve"> Remember that macroevolution isn't fundamentally a different process than microevolution. Given enough time, isolated instances of microevolutionary change (drift, mutations, selection) accumulate until a reproductive barrier forms. That threshold is speciation.</w:t>
+        <w:t xml:space="preserve"> - Lineage or group identified by a species concept.</w:t>
       </w:r>
     </w:p>
     <w:p>
@@ -276,10 +141,233 @@
         <w:rPr>
           <w:b/>
         </w:rPr>
-        <w:t>Categorize Barriers:</w:t>
+        <w:t>Biological species concept</w:t>
       </w:r>
       <w:r>
-        <w:t xml:space="preserve"> Practice categorizing real-world examples specifically as either prezygotic or postzygotic. If sperm hasn't met egg, it is prezygotic.</w:t>
+        <w:t xml:space="preserve"> - Species defined by interbreeding and reproductive isolation.</w:t>
+      </w:r>
+    </w:p>
+    <w:p>
+      <w:r>
+        <w:t xml:space="preserve">• </w:t>
+      </w:r>
+      <w:r>
+        <w:rPr>
+          <w:b/>
+        </w:rPr>
+        <w:t>Reproductive isolation</w:t>
+      </w:r>
+      <w:r>
+        <w:t xml:space="preserve"> - Barriers that reduce gene flow between groups.</w:t>
+      </w:r>
+    </w:p>
+    <w:p>
+      <w:r>
+        <w:t xml:space="preserve">• </w:t>
+      </w:r>
+      <w:r>
+        <w:rPr>
+          <w:b/>
+        </w:rPr>
+        <w:t>Prezygotic barrier</w:t>
+      </w:r>
+      <w:r>
+        <w:t xml:space="preserve"> - Barrier before fertilization.</w:t>
+      </w:r>
+    </w:p>
+    <w:p>
+      <w:r>
+        <w:t xml:space="preserve">• </w:t>
+      </w:r>
+      <w:r>
+        <w:rPr>
+          <w:b/>
+        </w:rPr>
+        <w:t>Postzygotic barrier</w:t>
+      </w:r>
+      <w:r>
+        <w:t xml:space="preserve"> - Barrier after fertilization.</w:t>
+      </w:r>
+    </w:p>
+    <w:p>
+      <w:r>
+        <w:t xml:space="preserve">• </w:t>
+      </w:r>
+      <w:r>
+        <w:rPr>
+          <w:b/>
+        </w:rPr>
+        <w:t>Allopatric speciation</w:t>
+      </w:r>
+      <w:r>
+        <w:t xml:space="preserve"> - Speciation with geographic separation.</w:t>
+      </w:r>
+    </w:p>
+    <w:p>
+      <w:r>
+        <w:t xml:space="preserve">• </w:t>
+      </w:r>
+      <w:r>
+        <w:rPr>
+          <w:b/>
+        </w:rPr>
+        <w:t>Sympatric speciation</w:t>
+      </w:r>
+      <w:r>
+        <w:t xml:space="preserve"> - Speciation without geographic separation.</w:t>
+      </w:r>
+    </w:p>
+    <w:p>
+      <w:r>
+        <w:t xml:space="preserve">• </w:t>
+      </w:r>
+      <w:r>
+        <w:rPr>
+          <w:b/>
+        </w:rPr>
+        <w:t>Phylogeny</w:t>
+      </w:r>
+      <w:r>
+        <w:t xml:space="preserve"> - Evolutionary relationship history among lineages.</w:t>
+      </w:r>
+    </w:p>
+    <w:p>
+      <w:pPr>
+        <w:pStyle w:val="Heading2"/>
+      </w:pPr>
+      <w:r>
+        <w:t>Core Contents</w:t>
+      </w:r>
+    </w:p>
+    <w:p>
+      <w:r>
+        <w:t xml:space="preserve">1. </w:t>
+      </w:r>
+      <w:r>
+        <w:t>Species concepts define lineages using reproductive, morphological, or evolutionary criteria.</w:t>
+      </w:r>
+    </w:p>
+    <w:p>
+      <w:r>
+        <w:t xml:space="preserve">2. </w:t>
+      </w:r>
+      <w:r>
+        <w:t>Reproductive isolation reduces gene flow between populations.</w:t>
+      </w:r>
+    </w:p>
+    <w:p>
+      <w:r>
+        <w:t xml:space="preserve">3. </w:t>
+      </w:r>
+      <w:r>
+        <w:t>Prezygotic barriers prevent mating or fertilization before a zygote forms.</w:t>
+      </w:r>
+    </w:p>
+    <w:p>
+      <w:r>
+        <w:t xml:space="preserve">4. </w:t>
+      </w:r>
+      <w:r>
+        <w:t>Postzygotic barriers reduce hybrid survival or fertility after a zygote forms.</w:t>
+      </w:r>
+    </w:p>
+    <w:p>
+      <w:r>
+        <w:t xml:space="preserve">5. </w:t>
+      </w:r>
+      <w:r>
+        <w:t>Speciation can occur allopatrically or sympatrically and is represented in phylogenies.</w:t>
+      </w:r>
+    </w:p>
+    <w:p>
+      <w:pPr>
+        <w:pStyle w:val="Heading2"/>
+      </w:pPr>
+      <w:r>
+        <w:t>Study Tips</w:t>
+      </w:r>
+    </w:p>
+    <w:p>
+      <w:r>
+        <w:t xml:space="preserve">1. </w:t>
+      </w:r>
+      <w:r>
+        <w:t>Start with the module's central claim before memorizing vocabulary.</w:t>
+      </w:r>
+    </w:p>
+    <w:p>
+      <w:r>
+        <w:t xml:space="preserve">2. </w:t>
+      </w:r>
+      <w:r>
+        <w:t>Use the same-numbered lab as the evidence check for the module.</w:t>
+      </w:r>
+    </w:p>
+    <w:p>
+      <w:r>
+        <w:t xml:space="preserve">3. </w:t>
+      </w:r>
+      <w:r>
+        <w:t>Explain one mechanism in words, then redraw it as a simple diagram.</w:t>
+      </w:r>
+    </w:p>
+    <w:p>
+      <w:r>
+        <w:t xml:space="preserve">4. </w:t>
+      </w:r>
+      <w:r>
+        <w:t>Answer retrieval questions without notes, then revise with the terms list.</w:t>
+      </w:r>
+    </w:p>
+    <w:p>
+      <w:pPr>
+        <w:pStyle w:val="Heading2"/>
+      </w:pPr>
+      <w:r>
+        <w:t>Connected Lab</w:t>
+      </w:r>
+    </w:p>
+    <w:p>
+      <w:r>
+        <w:t xml:space="preserve">• </w:t>
+      </w:r>
+      <w:r>
+        <w:rPr>
+          <w:rFonts w:ascii="Courier New" w:hAnsi="Courier New"/>
+        </w:rPr>
+        <w:t>lab-14_macroevolution.md</w:t>
+      </w:r>
+    </w:p>
+    <w:p>
+      <w:pPr>
+        <w:pStyle w:val="Heading2"/>
+      </w:pPr>
+      <w:r>
+        <w:t>Generated Visuals</w:t>
+      </w:r>
+    </w:p>
+    <w:p>
+      <w:r>
+        <w:t xml:space="preserve">• </w:t>
+      </w:r>
+      <w:r>
+        <w:t>Module 14: Macroevolution Concept Map</w:t>
+      </w:r>
+    </w:p>
+    <w:p>
+      <w:r>
+        <w:t xml:space="preserve">• </w:t>
+      </w:r>
+      <w:r>
+        <w:t>Module 14: Macroevolution Process Model</w:t>
+      </w:r>
+    </w:p>
+    <w:p>
+      <w:r>
+        <w:t xml:space="preserve">• </w:t>
+      </w:r>
+      <w:r>
+        <w:t>Module 14: Macroevolution Retrieval Card</w:t>
       </w:r>
     </w:p>
     <w:sectPr>
